--- a/zht/docx/058.content.docx
+++ b/zht/docx/058.content.docx
@@ -150,26 +150,6 @@
           <w:lang w:val="zh_TW" w:bidi="zh_TW"/>
         </w:rPr>
         <w:t>mu</w:t>
-      </w:r>
-      <w:r>
-        <w:rPr>
-          <w:lang w:val="zh_TW" w:bidi="zh_TW"/>
-        </w:rPr>
-      </w:r>
-    </w:p>
-    <w:p>
-      <w:pPr/>
-      <w:r>
-        <w:rPr>
-          <w:lang w:val="zh_TW" w:bidi="zh_TW"/>
-        </w:rPr>
-      </w:r>
-      <w:r>
-        <w:rPr>
-          <w:i/>
-          <w:lang w:val="zh_TW" w:bidi="zh_TW"/>
-        </w:rPr>
-        <w:t>牧羊人</w:t>
       </w:r>
       <w:r>
         <w:rPr>

--- a/zht/docx/058.content.docx
+++ b/zht/docx/058.content.docx
@@ -19,7 +19,7 @@
         <w:rPr>
           <w:lang w:val="zh_TW" w:bidi="zh_TW"/>
         </w:rPr>
-        <w:t>Resource: Study Notes - Themes (Tyndale)</w:t>
+        <w:t>Resource: Tyndale Open Study Notes</w:t>
       </w:r>
       <w:r>
         <w:rPr>
@@ -112,7 +112,7 @@
         <w:rPr>
           <w:lang w:val="zh_TW" w:bidi="zh_TW"/>
         </w:rPr>
-        <w:t>Study Notes - Themes (Tyndale)</w:t>
+        <w:t>Tyndale Open Study Notes</w:t>
       </w:r>
     </w:p>
     <w:p>

--- a/zht/docx/058.content.docx
+++ b/zht/docx/058.content.docx
@@ -149,7 +149,7 @@
         <w:rPr>
           <w:lang w:val="zh_TW" w:bidi="zh_TW"/>
         </w:rPr>
-        <w:t>mu</w:t>
+        <w:t>ni</w:t>
       </w:r>
       <w:r>
         <w:rPr>
@@ -212,7 +212,7 @@
         <w:rPr>
           <w:lang w:val="zh_TW" w:bidi="zh_TW"/>
         </w:rPr>
-        <w:t>牧羊人</w:t>
+        <w:t>尼希米對神的信心</w:t>
       </w:r>
       <w:r>
         <w:rPr>
@@ -231,7 +231,7 @@
         <w:rPr>
           <w:lang w:val="zh_TW" w:bidi="zh_TW"/>
         </w:rPr>
-        <w:t>在古代猶太社會中，照顧羊群或山羊的牧羊人非常重要。牧羊在古代近東是不可缺的。每天早晨，牧羊人帶領羊群出來（</w:t>
+        <w:t>神使尼希米先知在權勢顯赫的波斯王面前蒙恩，那位王答應他提出的一切請求（</w:t>
       </w:r>
       <w:hyperlink r:id="rId13">
         <w:r>
@@ -242,14 +242,14 @@
             <w:color w:val="0000EE"/>
             <w:u w:val="single"/>
           </w:rPr>
-          <w:t>約10:2–4</w:t>
+          <w:t>尼1:11</w:t>
         </w:r>
       </w:hyperlink>
       <w:r>
         <w:rPr>
           <w:lang w:val="zh_TW" w:bidi="zh_TW"/>
         </w:rPr>
-        <w:t>），找著青草和水源，並保護牠們免受野獸的侵害（</w:t>
+        <w:t>，</w:t>
       </w:r>
       <w:hyperlink r:id="rId14">
         <w:r>
@@ -260,14 +260,14 @@
             <w:color w:val="0000EE"/>
             <w:u w:val="single"/>
           </w:rPr>
-          <w:t>摩3:12</w:t>
+          <w:t>2:8</w:t>
         </w:r>
       </w:hyperlink>
       <w:r>
         <w:rPr>
           <w:lang w:val="zh_TW" w:bidi="zh_TW"/>
         </w:rPr>
-        <w:t>）。他尋找並帶回任何走失的羊群（</w:t>
+        <w:t>、</w:t>
       </w:r>
       <w:hyperlink r:id="rId15">
         <w:r>
@@ -278,14 +278,32 @@
             <w:color w:val="0000EE"/>
             <w:u w:val="single"/>
           </w:rPr>
-          <w:t>結34:8</w:t>
+          <w:t>18</w:t>
         </w:r>
       </w:hyperlink>
       <w:r>
         <w:rPr>
           <w:lang w:val="zh_TW" w:bidi="zh_TW"/>
         </w:rPr>
-        <w:t>；</w:t>
+        <w:t>）。隨後，尼希米滿有信心，提出重建耶路撒冷城牆的宏大計畫。耶路撒冷的百姓也相信，神必幫助他們完成這項工作，並保護他們脫離仇敵的攻擊（</w:t>
+      </w:r>
+      <w:hyperlink r:id="rId15">
+        <w:r>
+          <w:rPr>
+            <w:lang w:val="zh_TW" w:bidi="zh_TW"/>
+          </w:rPr>
+          <w:rPr>
+            <w:color w:val="0000EE"/>
+            <w:u w:val="single"/>
+          </w:rPr>
+          <w:t>2:18</w:t>
+        </w:r>
+      </w:hyperlink>
+      <w:r>
+        <w:rPr>
+          <w:lang w:val="zh_TW" w:bidi="zh_TW"/>
+        </w:rPr>
+        <w:t>，</w:t>
       </w:r>
       <w:hyperlink r:id="rId16">
         <w:r>
@@ -296,14 +314,32 @@
             <w:color w:val="0000EE"/>
             <w:u w:val="single"/>
           </w:rPr>
-          <w:t>太18:12</w:t>
+          <w:t>4:4–5</w:t>
         </w:r>
       </w:hyperlink>
       <w:r>
         <w:rPr>
           <w:lang w:val="zh_TW" w:bidi="zh_TW"/>
         </w:rPr>
-        <w:t>）。每天晚上，他將羊群帶回羊圈。</w:t>
+        <w:t>、</w:t>
+      </w:r>
+      <w:hyperlink r:id="rId17">
+        <w:r>
+          <w:rPr>
+            <w:lang w:val="zh_TW" w:bidi="zh_TW"/>
+          </w:rPr>
+          <w:rPr>
+            <w:color w:val="0000EE"/>
+            <w:u w:val="single"/>
+          </w:rPr>
+          <w:t>9</w:t>
+        </w:r>
+      </w:hyperlink>
+      <w:r>
+        <w:rPr>
+          <w:lang w:val="zh_TW" w:bidi="zh_TW"/>
+        </w:rPr>
+        <w:t>）。</w:t>
       </w:r>
     </w:p>
     <w:p>
@@ -315,18 +351,23 @@
       </w:r>
       <w:r>
         <w:rPr>
-          <w:i/>
-          <w:lang w:val="zh_TW" w:bidi="zh_TW"/>
-        </w:rPr>
-        <w:t>牧羊人</w:t>
-      </w:r>
-      <w:r>
-        <w:rPr>
-          <w:lang w:val="zh_TW" w:bidi="zh_TW"/>
-        </w:rPr>
-        <w:t>這個詞為統治者的通稱。人們經常將亞述、巴比倫和埃及的王稱為牧羊人，因為他們保護自己的人民。這個隱喻在舊約聖經中也很常見（</w:t>
-      </w:r>
-      <w:hyperlink r:id="rId17">
+          <w:lang w:val="zh_TW" w:bidi="zh_TW"/>
+        </w:rPr>
+        <w:t>儘管遭遇強烈的反對，他們仍堅持繼續建造，因為他們深信神會為祂的子民爭戰，並</w:t>
+      </w:r>
+      <w:r>
+        <w:rPr>
+          <w:lang w:val="zh_TW" w:bidi="zh_TW"/>
+        </w:rPr>
+        <w:t>破壞邪惡</w:t>
+      </w:r>
+      <w:r>
+        <w:rPr>
+          <w:lang w:val="zh_TW" w:bidi="zh_TW"/>
+        </w:rPr>
+        <w:t>的計謀（</w:t>
+      </w:r>
+      <w:hyperlink r:id="rId18">
         <w:r>
           <w:rPr>
             <w:lang w:val="zh_TW" w:bidi="zh_TW"/>
@@ -335,16 +376,10 @@
             <w:color w:val="0000EE"/>
             <w:u w:val="single"/>
           </w:rPr>
-          <w:t>民27:17</w:t>
+          <w:t>4:14–15、</w:t>
         </w:r>
       </w:hyperlink>
-      <w:r>
-        <w:rPr>
-          <w:lang w:val="zh_TW" w:bidi="zh_TW"/>
-        </w:rPr>
-        <w:t>；</w:t>
-      </w:r>
-      <w:hyperlink r:id="rId18">
+      <w:hyperlink r:id="rId19">
         <w:r>
           <w:rPr>
             <w:lang w:val="zh_TW" w:bidi="zh_TW"/>
@@ -353,16 +388,16 @@
             <w:color w:val="0000EE"/>
             <w:u w:val="single"/>
           </w:rPr>
-          <w:t>王上22:17</w:t>
+          <w:t>20</w:t>
         </w:r>
       </w:hyperlink>
       <w:r>
         <w:rPr>
           <w:lang w:val="zh_TW" w:bidi="zh_TW"/>
         </w:rPr>
-        <w:t>；</w:t>
-      </w:r>
-      <w:hyperlink r:id="rId19">
+        <w:t>）。當城牆竣工時，尼希米承認，這項艱鉅的工程之所以能夠完成，全然因著神的幫助（</w:t>
+      </w:r>
+      <w:hyperlink r:id="rId20">
         <w:r>
           <w:rPr>
             <w:lang w:val="zh_TW" w:bidi="zh_TW"/>
@@ -371,43 +406,7 @@
             <w:color w:val="0000EE"/>
             <w:u w:val="single"/>
           </w:rPr>
-          <w:t>耶10:21</w:t>
-        </w:r>
-      </w:hyperlink>
-      <w:r>
-        <w:rPr>
-          <w:lang w:val="zh_TW" w:bidi="zh_TW"/>
-        </w:rPr>
-        <w:t>，</w:t>
-      </w:r>
-      <w:hyperlink r:id="rId20">
-        <w:r>
-          <w:rPr>
-            <w:lang w:val="zh_TW" w:bidi="zh_TW"/>
-          </w:rPr>
-          <w:rPr>
-            <w:color w:val="0000EE"/>
-            <w:u w:val="single"/>
-          </w:rPr>
-          <w:t>23:1–2</w:t>
-        </w:r>
-      </w:hyperlink>
-      <w:r>
-        <w:rPr>
-          <w:lang w:val="zh_TW" w:bidi="zh_TW"/>
-        </w:rPr>
-        <w:t>；</w:t>
-      </w:r>
-      <w:hyperlink r:id="rId21">
-        <w:r>
-          <w:rPr>
-            <w:lang w:val="zh_TW" w:bidi="zh_TW"/>
-          </w:rPr>
-          <w:rPr>
-            <w:color w:val="0000EE"/>
-            <w:u w:val="single"/>
-          </w:rPr>
-          <w:t>結34:1–10</w:t>
+          <w:t>6:16</w:t>
         </w:r>
       </w:hyperlink>
       <w:r>
@@ -428,7 +427,25 @@
         <w:rPr>
           <w:lang w:val="zh_TW" w:bidi="zh_TW"/>
         </w:rPr>
-        <w:t>舊約聖經將神視為「以色列的牧羊人」，關心祂子民的各方面需要（</w:t>
+        <w:t>尼希米記讓我們看見神是全能的，祂能在個人生命和國家層面上，成就祂的計劃。</w:t>
+      </w:r>
+      <w:hyperlink r:id="rId21">
+        <w:r>
+          <w:rPr>
+            <w:lang w:val="zh_TW" w:bidi="zh_TW"/>
+          </w:rPr>
+          <w:rPr>
+            <w:color w:val="0000EE"/>
+            <w:u w:val="single"/>
+          </w:rPr>
+          <w:t>尼希米記九章</w:t>
+        </w:r>
+      </w:hyperlink>
+      <w:r>
+        <w:rPr>
+          <w:lang w:val="zh_TW" w:bidi="zh_TW"/>
+        </w:rPr>
+        <w:t>的禱告，頌讚神奇妙的大能作為——祂創造天地，呼召亞伯蘭離開吾珥，並將應許之地賜給以色列人（</w:t>
       </w:r>
       <w:hyperlink r:id="rId22">
         <w:r>
@@ -439,14 +456,14 @@
             <w:color w:val="0000EE"/>
             <w:u w:val="single"/>
           </w:rPr>
-          <w:t>創49:24</w:t>
+          <w:t>9:6</w:t>
         </w:r>
       </w:hyperlink>
       <w:r>
         <w:rPr>
           <w:lang w:val="zh_TW" w:bidi="zh_TW"/>
         </w:rPr>
-        <w:t>；</w:t>
+        <w:t>、</w:t>
       </w:r>
       <w:hyperlink r:id="rId23">
         <w:r>
@@ -457,14 +474,14 @@
             <w:color w:val="0000EE"/>
             <w:u w:val="single"/>
           </w:rPr>
-          <w:t>詩23:1</w:t>
+          <w:t>7–8</w:t>
         </w:r>
       </w:hyperlink>
       <w:r>
         <w:rPr>
           <w:lang w:val="zh_TW" w:bidi="zh_TW"/>
         </w:rPr>
-        <w:t>，</w:t>
+        <w:t>、</w:t>
       </w:r>
       <w:hyperlink r:id="rId24">
         <w:r>
@@ -475,115 +492,7 @@
             <w:color w:val="0000EE"/>
             <w:u w:val="single"/>
           </w:rPr>
-          <w:t>80:1</w:t>
-        </w:r>
-      </w:hyperlink>
-      <w:r>
-        <w:rPr>
-          <w:lang w:val="zh_TW" w:bidi="zh_TW"/>
-        </w:rPr>
-        <w:t>；</w:t>
-      </w:r>
-      <w:hyperlink r:id="rId25">
-        <w:r>
-          <w:rPr>
-            <w:lang w:val="zh_TW" w:bidi="zh_TW"/>
-          </w:rPr>
-          <w:rPr>
-            <w:color w:val="0000EE"/>
-            <w:u w:val="single"/>
-          </w:rPr>
-          <w:t>賽40:11</w:t>
-        </w:r>
-      </w:hyperlink>
-      <w:r>
-        <w:rPr>
-          <w:lang w:val="zh_TW" w:bidi="zh_TW"/>
-        </w:rPr>
-        <w:t>）。神會親自照顧祂的羊群（</w:t>
-      </w:r>
-      <w:hyperlink r:id="rId26">
-        <w:r>
-          <w:rPr>
-            <w:lang w:val="zh_TW" w:bidi="zh_TW"/>
-          </w:rPr>
-          <w:rPr>
-            <w:color w:val="0000EE"/>
-            <w:u w:val="single"/>
-          </w:rPr>
-          <w:t>耶23:3</w:t>
-        </w:r>
-      </w:hyperlink>
-      <w:r>
-        <w:rPr>
-          <w:lang w:val="zh_TW" w:bidi="zh_TW"/>
-        </w:rPr>
-        <w:t>，</w:t>
-      </w:r>
-      <w:hyperlink r:id="rId27">
-        <w:r>
-          <w:rPr>
-            <w:lang w:val="zh_TW" w:bidi="zh_TW"/>
-          </w:rPr>
-          <w:rPr>
-            <w:color w:val="0000EE"/>
-            <w:u w:val="single"/>
-          </w:rPr>
-          <w:t>31:10</w:t>
-        </w:r>
-      </w:hyperlink>
-      <w:r>
-        <w:rPr>
-          <w:lang w:val="zh_TW" w:bidi="zh_TW"/>
-        </w:rPr>
-        <w:t>；</w:t>
-      </w:r>
-      <w:hyperlink r:id="rId28">
-        <w:r>
-          <w:rPr>
-            <w:lang w:val="zh_TW" w:bidi="zh_TW"/>
-          </w:rPr>
-          <w:rPr>
-            <w:color w:val="0000EE"/>
-            <w:u w:val="single"/>
-          </w:rPr>
-          <w:t>結34:11–22</w:t>
-        </w:r>
-      </w:hyperlink>
-      <w:r>
-        <w:rPr>
-          <w:lang w:val="zh_TW" w:bidi="zh_TW"/>
-        </w:rPr>
-        <w:t>），並應許賜下愛護祂子民的忠心領袖（</w:t>
-      </w:r>
-      <w:hyperlink r:id="rId29">
-        <w:r>
-          <w:rPr>
-            <w:lang w:val="zh_TW" w:bidi="zh_TW"/>
-          </w:rPr>
-          <w:rPr>
-            <w:color w:val="0000EE"/>
-            <w:u w:val="single"/>
-          </w:rPr>
-          <w:t>耶3:15</w:t>
-        </w:r>
-      </w:hyperlink>
-      <w:r>
-        <w:rPr>
-          <w:lang w:val="zh_TW" w:bidi="zh_TW"/>
-        </w:rPr>
-        <w:t>，</w:t>
-      </w:r>
-      <w:hyperlink r:id="rId30">
-        <w:r>
-          <w:rPr>
-            <w:lang w:val="zh_TW" w:bidi="zh_TW"/>
-          </w:rPr>
-          <w:rPr>
-            <w:color w:val="0000EE"/>
-            <w:u w:val="single"/>
-          </w:rPr>
-          <w:t>23:4</w:t>
+          <w:t>22–25</w:t>
         </w:r>
       </w:hyperlink>
       <w:r>
@@ -604,9 +513,9 @@
         <w:rPr>
           <w:lang w:val="zh_TW" w:bidi="zh_TW"/>
         </w:rPr>
-        <w:t>當以色列的早期領袖不忠時，神採取行動並揀選了衪的僕人大衛作為忠心的領袖，後來，衪應許建立大衛的後裔作為以色列的領袖（見</w:t>
-      </w:r>
-      <w:hyperlink r:id="rId31">
+        <w:t>神向人與萬有彰顯祂的能力，藉此表明祂看顧祂的子民，這具體展現在以下三個主要方面（</w:t>
+      </w:r>
+      <w:hyperlink r:id="rId25">
         <w:r>
           <w:rPr>
             <w:lang w:val="zh_TW" w:bidi="zh_TW"/>
@@ -615,27 +524,72 @@
             <w:color w:val="0000EE"/>
             <w:u w:val="single"/>
           </w:rPr>
-          <w:t>結34:23–24</w:t>
+          <w:t>9:9–15</w:t>
         </w:r>
       </w:hyperlink>
       <w:r>
         <w:rPr>
           <w:lang w:val="zh_TW" w:bidi="zh_TW"/>
         </w:rPr>
-        <w:t>）。到了先知耶利米書的時代，</w:t>
-      </w:r>
-      <w:r>
-        <w:rPr>
-          <w:i/>
-          <w:lang w:val="zh_TW" w:bidi="zh_TW"/>
-        </w:rPr>
-        <w:t>牧羊人</w:t>
-      </w:r>
-      <w:r>
-        <w:rPr>
-          <w:lang w:val="zh_TW" w:bidi="zh_TW"/>
-        </w:rPr>
-        <w:t>開始指向即將到來的彌賽亞（神所揀選者）。</w:t>
+        <w:t>）：</w:t>
+      </w:r>
+    </w:p>
+    <w:p>
+      <w:pPr>
+        <w:pStyle w:val="ListNumber"/>
+        <w:numPr>
+          <w:ilvl w:val="0"/>
+          <w:numId w:val="14"/>
+        </w:numPr>
+        <w:spacing w:line="240" w:lineRule="auto"/>
+        <w:ind w:left="720"/>
+      </w:pPr>
+      <w:r>
+        <w:rPr>
+          <w:lang w:val="zh_TW" w:bidi="zh_TW"/>
+        </w:rPr>
+      </w:r>
+      <w:r>
+        <w:rPr>
+          <w:lang w:val="zh_TW" w:bidi="zh_TW"/>
+        </w:rPr>
+        <w:t>祂在埃及施行神蹟奇事。</w:t>
+      </w:r>
+    </w:p>
+    <w:p>
+      <w:pPr>
+        <w:pStyle w:val="ListNumber"/>
+        <w:spacing w:line="240" w:lineRule="auto"/>
+        <w:ind w:left="720"/>
+      </w:pPr>
+      <w:r>
+        <w:rPr>
+          <w:lang w:val="zh_TW" w:bidi="zh_TW"/>
+        </w:rPr>
+      </w:r>
+      <w:r>
+        <w:rPr>
+          <w:lang w:val="zh_TW" w:bidi="zh_TW"/>
+        </w:rPr>
+        <w:t>祂分開紅海。</w:t>
+      </w:r>
+    </w:p>
+    <w:p>
+      <w:pPr>
+        <w:pStyle w:val="ListNumber"/>
+        <w:spacing w:line="240" w:lineRule="auto"/>
+        <w:ind w:left="720"/>
+      </w:pPr>
+      <w:r>
+        <w:rPr>
+          <w:lang w:val="zh_TW" w:bidi="zh_TW"/>
+        </w:rPr>
+      </w:r>
+      <w:r>
+        <w:rPr>
+          <w:lang w:val="zh_TW" w:bidi="zh_TW"/>
+        </w:rPr>
+        <w:t>祂在曠野中引領以色列人，並供應食物與水源。</w:t>
       </w:r>
     </w:p>
     <w:p>
@@ -649,9 +603,9 @@
         <w:rPr>
           <w:lang w:val="zh_TW" w:bidi="zh_TW"/>
         </w:rPr>
-        <w:t>在新約聖經中，耶穌稱自己為「牧羊人」（</w:t>
-      </w:r>
-      <w:hyperlink r:id="rId32">
+        <w:t>然而，以色列人世代犯罪，因此耶和華使他們被擄異地（</w:t>
+      </w:r>
+      <w:hyperlink r:id="rId26">
         <w:r>
           <w:rPr>
             <w:lang w:val="zh_TW" w:bidi="zh_TW"/>
@@ -660,16 +614,16 @@
             <w:color w:val="0000EE"/>
             <w:u w:val="single"/>
           </w:rPr>
-          <w:t>太25:31–33</w:t>
+          <w:t>尼9:32–37</w:t>
         </w:r>
       </w:hyperlink>
       <w:r>
         <w:rPr>
           <w:lang w:val="zh_TW" w:bidi="zh_TW"/>
         </w:rPr>
-        <w:t>；</w:t>
-      </w:r>
-      <w:hyperlink r:id="rId33">
+        <w:t>）。如今，神信守祂的應許，並施行恢復的工作（</w:t>
+      </w:r>
+      <w:hyperlink r:id="rId27">
         <w:r>
           <w:rPr>
             <w:lang w:val="zh_TW" w:bidi="zh_TW"/>
@@ -678,68 +632,14 @@
             <w:color w:val="0000EE"/>
             <w:u w:val="single"/>
           </w:rPr>
-          <w:t>可14:27</w:t>
+          <w:t>1:8–9</w:t>
         </w:r>
       </w:hyperlink>
       <w:r>
         <w:rPr>
           <w:lang w:val="zh_TW" w:bidi="zh_TW"/>
         </w:rPr>
-        <w:t>；</w:t>
-      </w:r>
-      <w:hyperlink r:id="rId34">
-        <w:r>
-          <w:rPr>
-            <w:lang w:val="zh_TW" w:bidi="zh_TW"/>
-          </w:rPr>
-          <w:rPr>
-            <w:color w:val="0000EE"/>
-            <w:u w:val="single"/>
-          </w:rPr>
-          <w:t>約10:1–30</w:t>
-        </w:r>
-      </w:hyperlink>
-      <w:r>
-        <w:rPr>
-          <w:lang w:val="zh_TW" w:bidi="zh_TW"/>
-        </w:rPr>
-        <w:t>）。衪是「好牧羊人」，為羊捨命（</w:t>
-      </w:r>
-      <w:hyperlink r:id="rId35">
-        <w:r>
-          <w:rPr>
-            <w:lang w:val="zh_TW" w:bidi="zh_TW"/>
-          </w:rPr>
-          <w:rPr>
-            <w:color w:val="0000EE"/>
-            <w:u w:val="single"/>
-          </w:rPr>
-          <w:t>約10:11–18</w:t>
-        </w:r>
-      </w:hyperlink>
-      <w:r>
-        <w:rPr>
-          <w:lang w:val="zh_TW" w:bidi="zh_TW"/>
-        </w:rPr>
-        <w:t>；另見</w:t>
-      </w:r>
-      <w:hyperlink r:id="rId36">
-        <w:r>
-          <w:rPr>
-            <w:lang w:val="zh_TW" w:bidi="zh_TW"/>
-          </w:rPr>
-          <w:rPr>
-            <w:color w:val="0000EE"/>
-            <w:u w:val="single"/>
-          </w:rPr>
-          <w:t>來13:20</w:t>
-        </w:r>
-      </w:hyperlink>
-      <w:r>
-        <w:rPr>
-          <w:lang w:val="zh_TW" w:bidi="zh_TW"/>
-        </w:rPr>
-        <w:t>）。</w:t>
+        <w:t>）。尼希米之所以能有信心禱告並帶領百姓，正是因為他深知萬事都在神的計畫之中。</w:t>
       </w:r>
     </w:p>
     <w:p>
@@ -753,9 +653,21 @@
         <w:rPr>
           <w:lang w:val="zh_TW" w:bidi="zh_TW"/>
         </w:rPr>
-        <w:t>教會領袖也被稱為牧羊人（</w:t>
-      </w:r>
-      <w:hyperlink r:id="rId37">
+        <w:t>同樣，這樣的信靠也促使亞伯</w:t>
+      </w:r>
+      <w:r>
+        <w:rPr>
+          <w:lang w:val="zh_TW" w:bidi="zh_TW"/>
+        </w:rPr>
+        <w:t>蘭</w:t>
+      </w:r>
+      <w:r>
+        <w:rPr>
+          <w:lang w:val="zh_TW" w:bidi="zh_TW"/>
+        </w:rPr>
+        <w:t>離開吾珥，當時他還不知道自己要往哪裡（</w:t>
+      </w:r>
+      <w:hyperlink r:id="rId28">
         <w:r>
           <w:rPr>
             <w:lang w:val="zh_TW" w:bidi="zh_TW"/>
@@ -764,16 +676,16 @@
             <w:color w:val="0000EE"/>
             <w:u w:val="single"/>
           </w:rPr>
-          <w:t>弗4:11</w:t>
+          <w:t>創12:1–3</w:t>
         </w:r>
       </w:hyperlink>
       <w:r>
         <w:rPr>
           <w:lang w:val="zh_TW" w:bidi="zh_TW"/>
         </w:rPr>
-        <w:t>，翻譯為「牧師」）。神將他們賜予教會，像牧羊人照顧羊群一樣照顧衪的子民，以神的方式引導並教導他們。他們必須持守為忠心的牧羊人，直到耶穌基督「大牧人」（牧長）親自來帶領衪的子民（</w:t>
-      </w:r>
-      <w:hyperlink r:id="rId38">
+        <w:t>；</w:t>
+      </w:r>
+      <w:hyperlink r:id="rId29">
         <w:r>
           <w:rPr>
             <w:lang w:val="zh_TW" w:bidi="zh_TW"/>
@@ -782,7 +694,79 @@
             <w:color w:val="0000EE"/>
             <w:u w:val="single"/>
           </w:rPr>
-          <w:t>彼前5:1–4</w:t>
+          <w:t>來11:8–10</w:t>
+        </w:r>
+      </w:hyperlink>
+      <w:r>
+        <w:rPr>
+          <w:lang w:val="zh_TW" w:bidi="zh_TW"/>
+        </w:rPr>
+        <w:t>）。這樣的信靠使喇合信靠神（</w:t>
+      </w:r>
+      <w:hyperlink r:id="rId30">
+        <w:r>
+          <w:rPr>
+            <w:lang w:val="zh_TW" w:bidi="zh_TW"/>
+          </w:rPr>
+          <w:rPr>
+            <w:color w:val="0000EE"/>
+            <w:u w:val="single"/>
+          </w:rPr>
+          <w:t>書2:9–14</w:t>
+        </w:r>
+      </w:hyperlink>
+      <w:r>
+        <w:rPr>
+          <w:lang w:val="zh_TW" w:bidi="zh_TW"/>
+        </w:rPr>
+        <w:t>；</w:t>
+      </w:r>
+      <w:hyperlink r:id="rId31">
+        <w:r>
+          <w:rPr>
+            <w:lang w:val="zh_TW" w:bidi="zh_TW"/>
+          </w:rPr>
+          <w:rPr>
+            <w:color w:val="0000EE"/>
+            <w:u w:val="single"/>
+          </w:rPr>
+          <w:t>來11:31</w:t>
+        </w:r>
+      </w:hyperlink>
+      <w:r>
+        <w:rPr>
+          <w:lang w:val="zh_TW" w:bidi="zh_TW"/>
+        </w:rPr>
+        <w:t>），也使希西家王勇敢抵抗亞述王西拿基立（</w:t>
+      </w:r>
+      <w:hyperlink r:id="rId32">
+        <w:r>
+          <w:rPr>
+            <w:lang w:val="zh_TW" w:bidi="zh_TW"/>
+          </w:rPr>
+          <w:rPr>
+            <w:color w:val="0000EE"/>
+            <w:u w:val="single"/>
+          </w:rPr>
+          <w:t>王下18:1–19:37</w:t>
+        </w:r>
+      </w:hyperlink>
+      <w:r>
+        <w:rPr>
+          <w:lang w:val="zh_TW" w:bidi="zh_TW"/>
+        </w:rPr>
+        <w:t>）。人若信靠神會成就祂的應許，並完成祂在我們生命中所開始的工作，信心就會堅固起來（</w:t>
+      </w:r>
+      <w:hyperlink r:id="rId33">
+        <w:r>
+          <w:rPr>
+            <w:lang w:val="zh_TW" w:bidi="zh_TW"/>
+          </w:rPr>
+          <w:rPr>
+            <w:color w:val="0000EE"/>
+            <w:u w:val="single"/>
+          </w:rPr>
+          <w:t>腓1:6</w:t>
         </w:r>
       </w:hyperlink>
       <w:r>
@@ -814,6 +798,288 @@
           <w:lang w:val="zh_TW" w:bidi="zh_TW"/>
         </w:rPr>
       </w:r>
+      <w:hyperlink r:id="rId34">
+        <w:r>
+          <w:rPr>
+            <w:lang w:val="zh_TW" w:bidi="zh_TW"/>
+          </w:rPr>
+          <w:rPr>
+            <w:color w:val="0000EE"/>
+            <w:u w:val="single"/>
+          </w:rPr>
+          <w:t>創12:1–4</w:t>
+        </w:r>
+      </w:hyperlink>
+      <w:r>
+        <w:rPr>
+          <w:lang w:val="zh_TW" w:bidi="zh_TW"/>
+        </w:rPr>
+        <w:t>；</w:t>
+      </w:r>
+      <w:hyperlink r:id="rId35">
+        <w:r>
+          <w:rPr>
+            <w:lang w:val="zh_TW" w:bidi="zh_TW"/>
+          </w:rPr>
+          <w:rPr>
+            <w:color w:val="0000EE"/>
+            <w:u w:val="single"/>
+          </w:rPr>
+          <w:t>書1:10–18，</w:t>
+        </w:r>
+      </w:hyperlink>
+      <w:hyperlink r:id="rId30">
+        <w:r>
+          <w:rPr>
+            <w:lang w:val="zh_TW" w:bidi="zh_TW"/>
+          </w:rPr>
+          <w:rPr>
+            <w:color w:val="0000EE"/>
+            <w:u w:val="single"/>
+          </w:rPr>
+          <w:t>2:9–14</w:t>
+        </w:r>
+      </w:hyperlink>
+      <w:r>
+        <w:rPr>
+          <w:lang w:val="zh_TW" w:bidi="zh_TW"/>
+        </w:rPr>
+        <w:t>；</w:t>
+      </w:r>
+      <w:hyperlink r:id="rId32">
+        <w:r>
+          <w:rPr>
+            <w:lang w:val="zh_TW" w:bidi="zh_TW"/>
+          </w:rPr>
+          <w:rPr>
+            <w:color w:val="0000EE"/>
+            <w:u w:val="single"/>
+          </w:rPr>
+          <w:t>王下18:1–19:37</w:t>
+        </w:r>
+      </w:hyperlink>
+      <w:r>
+        <w:rPr>
+          <w:lang w:val="zh_TW" w:bidi="zh_TW"/>
+        </w:rPr>
+        <w:t>；</w:t>
+      </w:r>
+      <w:hyperlink r:id="rId27">
+        <w:r>
+          <w:rPr>
+            <w:lang w:val="zh_TW" w:bidi="zh_TW"/>
+          </w:rPr>
+          <w:rPr>
+            <w:color w:val="0000EE"/>
+            <w:u w:val="single"/>
+          </w:rPr>
+          <w:t>尼1:8–9</w:t>
+        </w:r>
+      </w:hyperlink>
+      <w:r>
+        <w:rPr>
+          <w:lang w:val="zh_TW" w:bidi="zh_TW"/>
+        </w:rPr>
+        <w:t>、</w:t>
+      </w:r>
+      <w:hyperlink r:id="rId13">
+        <w:r>
+          <w:rPr>
+            <w:lang w:val="zh_TW" w:bidi="zh_TW"/>
+          </w:rPr>
+          <w:rPr>
+            <w:color w:val="0000EE"/>
+            <w:u w:val="single"/>
+          </w:rPr>
+          <w:t>11</w:t>
+        </w:r>
+      </w:hyperlink>
+      <w:r>
+        <w:rPr>
+          <w:lang w:val="zh_TW" w:bidi="zh_TW"/>
+        </w:rPr>
+        <w:t>，</w:t>
+      </w:r>
+      <w:hyperlink r:id="rId14">
+        <w:r>
+          <w:rPr>
+            <w:lang w:val="zh_TW" w:bidi="zh_TW"/>
+          </w:rPr>
+          <w:rPr>
+            <w:color w:val="0000EE"/>
+            <w:u w:val="single"/>
+          </w:rPr>
+          <w:t>2:8</w:t>
+        </w:r>
+      </w:hyperlink>
+      <w:r>
+        <w:rPr>
+          <w:lang w:val="zh_TW" w:bidi="zh_TW"/>
+        </w:rPr>
+        <w:t>、</w:t>
+      </w:r>
+      <w:hyperlink r:id="rId15">
+        <w:r>
+          <w:rPr>
+            <w:lang w:val="zh_TW" w:bidi="zh_TW"/>
+          </w:rPr>
+          <w:rPr>
+            <w:color w:val="0000EE"/>
+            <w:u w:val="single"/>
+          </w:rPr>
+          <w:t>18</w:t>
+        </w:r>
+      </w:hyperlink>
+      <w:r>
+        <w:rPr>
+          <w:lang w:val="zh_TW" w:bidi="zh_TW"/>
+        </w:rPr>
+        <w:t>、</w:t>
+      </w:r>
+      <w:hyperlink r:id="rId36">
+        <w:r>
+          <w:rPr>
+            <w:lang w:val="zh_TW" w:bidi="zh_TW"/>
+          </w:rPr>
+          <w:rPr>
+            <w:color w:val="0000EE"/>
+            <w:u w:val="single"/>
+          </w:rPr>
+          <w:t>20</w:t>
+        </w:r>
+      </w:hyperlink>
+      <w:r>
+        <w:rPr>
+          <w:lang w:val="zh_TW" w:bidi="zh_TW"/>
+        </w:rPr>
+        <w:t>，</w:t>
+      </w:r>
+      <w:hyperlink r:id="rId16">
+        <w:r>
+          <w:rPr>
+            <w:lang w:val="zh_TW" w:bidi="zh_TW"/>
+          </w:rPr>
+          <w:rPr>
+            <w:color w:val="0000EE"/>
+            <w:u w:val="single"/>
+          </w:rPr>
+          <w:t>4:4–5</w:t>
+        </w:r>
+      </w:hyperlink>
+      <w:r>
+        <w:rPr>
+          <w:lang w:val="zh_TW" w:bidi="zh_TW"/>
+        </w:rPr>
+        <w:t>、</w:t>
+      </w:r>
+      <w:hyperlink r:id="rId17">
+        <w:r>
+          <w:rPr>
+            <w:lang w:val="zh_TW" w:bidi="zh_TW"/>
+          </w:rPr>
+          <w:rPr>
+            <w:color w:val="0000EE"/>
+            <w:u w:val="single"/>
+          </w:rPr>
+          <w:t>9</w:t>
+        </w:r>
+      </w:hyperlink>
+      <w:r>
+        <w:rPr>
+          <w:lang w:val="zh_TW" w:bidi="zh_TW"/>
+        </w:rPr>
+        <w:t>、</w:t>
+      </w:r>
+      <w:hyperlink r:id="rId18">
+        <w:r>
+          <w:rPr>
+            <w:lang w:val="zh_TW" w:bidi="zh_TW"/>
+          </w:rPr>
+          <w:rPr>
+            <w:color w:val="0000EE"/>
+            <w:u w:val="single"/>
+          </w:rPr>
+          <w:t>14–15</w:t>
+        </w:r>
+      </w:hyperlink>
+      <w:r>
+        <w:rPr>
+          <w:lang w:val="zh_TW" w:bidi="zh_TW"/>
+        </w:rPr>
+        <w:t>、</w:t>
+      </w:r>
+      <w:hyperlink r:id="rId19">
+        <w:r>
+          <w:rPr>
+            <w:lang w:val="zh_TW" w:bidi="zh_TW"/>
+          </w:rPr>
+          <w:rPr>
+            <w:color w:val="0000EE"/>
+            <w:u w:val="single"/>
+          </w:rPr>
+          <w:t>20</w:t>
+        </w:r>
+      </w:hyperlink>
+      <w:r>
+        <w:rPr>
+          <w:lang w:val="zh_TW" w:bidi="zh_TW"/>
+        </w:rPr>
+        <w:t>，</w:t>
+      </w:r>
+      <w:hyperlink r:id="rId20">
+        <w:r>
+          <w:rPr>
+            <w:lang w:val="zh_TW" w:bidi="zh_TW"/>
+          </w:rPr>
+          <w:rPr>
+            <w:color w:val="0000EE"/>
+            <w:u w:val="single"/>
+          </w:rPr>
+          <w:t>6:16</w:t>
+        </w:r>
+      </w:hyperlink>
+      <w:r>
+        <w:rPr>
+          <w:lang w:val="zh_TW" w:bidi="zh_TW"/>
+        </w:rPr>
+        <w:t>，</w:t>
+      </w:r>
+      <w:hyperlink r:id="rId37">
+        <w:r>
+          <w:rPr>
+            <w:lang w:val="zh_TW" w:bidi="zh_TW"/>
+          </w:rPr>
+          <w:rPr>
+            <w:color w:val="0000EE"/>
+            <w:u w:val="single"/>
+          </w:rPr>
+          <w:t>9:6–31</w:t>
+        </w:r>
+      </w:hyperlink>
+      <w:r>
+        <w:rPr>
+          <w:lang w:val="zh_TW" w:bidi="zh_TW"/>
+        </w:rPr>
+        <w:t>；</w:t>
+      </w:r>
+      <w:hyperlink r:id="rId38">
+        <w:r>
+          <w:rPr>
+            <w:lang w:val="zh_TW" w:bidi="zh_TW"/>
+          </w:rPr>
+          <w:rPr>
+            <w:color w:val="0000EE"/>
+            <w:u w:val="single"/>
+          </w:rPr>
+          <w:t>詩4:5</w:t>
+        </w:r>
+      </w:hyperlink>
+      <w:r>
+        <w:rPr>
+          <w:lang w:val="zh_TW" w:bidi="zh_TW"/>
+        </w:rPr>
+        <w:t>，</w:t>
+      </w:r>
       <w:hyperlink r:id="rId39">
         <w:r>
           <w:rPr>
@@ -823,14 +1089,14 @@
             <w:color w:val="0000EE"/>
             <w:u w:val="single"/>
           </w:rPr>
-          <w:t>創29:1–10</w:t>
+          <w:t>9:10</w:t>
         </w:r>
       </w:hyperlink>
       <w:r>
         <w:rPr>
           <w:lang w:val="zh_TW" w:bidi="zh_TW"/>
         </w:rPr>
-        <w:t>；</w:t>
+        <w:t>，</w:t>
       </w:r>
       <w:hyperlink r:id="rId40">
         <w:r>
@@ -841,14 +1107,14 @@
             <w:color w:val="0000EE"/>
             <w:u w:val="single"/>
           </w:rPr>
-          <w:t>民27:16–18</w:t>
+          <w:t>37:3</w:t>
         </w:r>
       </w:hyperlink>
       <w:r>
         <w:rPr>
           <w:lang w:val="zh_TW" w:bidi="zh_TW"/>
         </w:rPr>
-        <w:t>；</w:t>
+        <w:t>，</w:t>
       </w:r>
       <w:hyperlink r:id="rId41">
         <w:r>
@@ -859,16 +1125,16 @@
             <w:color w:val="0000EE"/>
             <w:u w:val="single"/>
           </w:rPr>
-          <w:t>撒下7:7</w:t>
+          <w:t>40:3</w:t>
         </w:r>
       </w:hyperlink>
       <w:r>
         <w:rPr>
           <w:lang w:val="zh_TW" w:bidi="zh_TW"/>
         </w:rPr>
-        <w:t>；</w:t>
-      </w:r>
-      <w:hyperlink r:id="rId18">
+        <w:t>，</w:t>
+      </w:r>
+      <w:hyperlink r:id="rId42">
         <w:r>
           <w:rPr>
             <w:lang w:val="zh_TW" w:bidi="zh_TW"/>
@@ -877,16 +1143,16 @@
             <w:color w:val="0000EE"/>
             <w:u w:val="single"/>
           </w:rPr>
-          <w:t>王上22:17</w:t>
+          <w:t>44:6–7</w:t>
         </w:r>
       </w:hyperlink>
       <w:r>
         <w:rPr>
           <w:lang w:val="zh_TW" w:bidi="zh_TW"/>
         </w:rPr>
-        <w:t>；</w:t>
-      </w:r>
-      <w:hyperlink r:id="rId42">
+        <w:t>，</w:t>
+      </w:r>
+      <w:hyperlink r:id="rId43">
         <w:r>
           <w:rPr>
             <w:lang w:val="zh_TW" w:bidi="zh_TW"/>
@@ -895,16 +1161,16 @@
             <w:color w:val="0000EE"/>
             <w:u w:val="single"/>
           </w:rPr>
-          <w:t>代上11:2</w:t>
+          <w:t>56:3–12</w:t>
         </w:r>
       </w:hyperlink>
       <w:r>
         <w:rPr>
           <w:lang w:val="zh_TW" w:bidi="zh_TW"/>
         </w:rPr>
-        <w:t>；</w:t>
-      </w:r>
-      <w:hyperlink r:id="rId43">
+        <w:t>，</w:t>
+      </w:r>
+      <w:hyperlink r:id="rId44">
         <w:r>
           <w:rPr>
             <w:lang w:val="zh_TW" w:bidi="zh_TW"/>
@@ -913,16 +1179,16 @@
             <w:color w:val="0000EE"/>
             <w:u w:val="single"/>
           </w:rPr>
-          <w:t>詩23:1–6</w:t>
+          <w:t>112:1–9</w:t>
         </w:r>
       </w:hyperlink>
       <w:r>
         <w:rPr>
           <w:lang w:val="zh_TW" w:bidi="zh_TW"/>
         </w:rPr>
-        <w:t>，</w:t>
-      </w:r>
-      <w:hyperlink r:id="rId44">
+        <w:t>；</w:t>
+      </w:r>
+      <w:hyperlink r:id="rId45">
         <w:r>
           <w:rPr>
             <w:lang w:val="zh_TW" w:bidi="zh_TW"/>
@@ -931,7 +1197,7 @@
             <w:color w:val="0000EE"/>
             <w:u w:val="single"/>
           </w:rPr>
-          <w:t>77:20</w:t>
+          <w:t>箴3:5–12</w:t>
         </w:r>
       </w:hyperlink>
       <w:r>
@@ -940,7 +1206,7 @@
         </w:rPr>
         <w:t>，</w:t>
       </w:r>
-      <w:hyperlink r:id="rId24">
+      <w:hyperlink r:id="rId46">
         <w:r>
           <w:rPr>
             <w:lang w:val="zh_TW" w:bidi="zh_TW"/>
@@ -949,16 +1215,16 @@
             <w:color w:val="0000EE"/>
             <w:u w:val="single"/>
           </w:rPr>
-          <w:t>80:1</w:t>
+          <w:t>16:20</w:t>
         </w:r>
       </w:hyperlink>
       <w:r>
         <w:rPr>
           <w:lang w:val="zh_TW" w:bidi="zh_TW"/>
         </w:rPr>
-        <w:t>；</w:t>
-      </w:r>
-      <w:hyperlink r:id="rId25">
+        <w:t>，</w:t>
+      </w:r>
+      <w:hyperlink r:id="rId47">
         <w:r>
           <w:rPr>
             <w:lang w:val="zh_TW" w:bidi="zh_TW"/>
@@ -967,16 +1233,16 @@
             <w:color w:val="0000EE"/>
             <w:u w:val="single"/>
           </w:rPr>
-          <w:t>賽40:11</w:t>
+          <w:t>28:1</w:t>
         </w:r>
       </w:hyperlink>
       <w:r>
         <w:rPr>
           <w:lang w:val="zh_TW" w:bidi="zh_TW"/>
         </w:rPr>
-        <w:t>，</w:t>
-      </w:r>
-      <w:hyperlink r:id="rId45">
+        <w:t>、</w:t>
+      </w:r>
+      <w:hyperlink r:id="rId48">
         <w:r>
           <w:rPr>
             <w:lang w:val="zh_TW" w:bidi="zh_TW"/>
@@ -985,16 +1251,16 @@
             <w:color w:val="0000EE"/>
             <w:u w:val="single"/>
           </w:rPr>
-          <w:t>44:28</w:t>
+          <w:t>25</w:t>
         </w:r>
       </w:hyperlink>
       <w:r>
         <w:rPr>
           <w:lang w:val="zh_TW" w:bidi="zh_TW"/>
         </w:rPr>
-        <w:t>，</w:t>
-      </w:r>
-      <w:hyperlink r:id="rId46">
+        <w:t>；</w:t>
+      </w:r>
+      <w:hyperlink r:id="rId49">
         <w:r>
           <w:rPr>
             <w:lang w:val="zh_TW" w:bidi="zh_TW"/>
@@ -1003,7 +1269,7 @@
             <w:color w:val="0000EE"/>
             <w:u w:val="single"/>
           </w:rPr>
-          <w:t>56:10–11</w:t>
+          <w:t>賽26:3</w:t>
         </w:r>
       </w:hyperlink>
       <w:r>
@@ -1012,7 +1278,7 @@
         </w:rPr>
         <w:t>；</w:t>
       </w:r>
-      <w:hyperlink r:id="rId19">
+      <w:hyperlink r:id="rId29">
         <w:r>
           <w:rPr>
             <w:lang w:val="zh_TW" w:bidi="zh_TW"/>
@@ -1021,16 +1287,16 @@
             <w:color w:val="0000EE"/>
             <w:u w:val="single"/>
           </w:rPr>
-          <w:t>耶10:21</w:t>
+          <w:t>來11:8–10</w:t>
         </w:r>
       </w:hyperlink>
       <w:r>
         <w:rPr>
           <w:lang w:val="zh_TW" w:bidi="zh_TW"/>
         </w:rPr>
-        <w:t>，</w:t>
-      </w:r>
-      <w:hyperlink r:id="rId47">
+        <w:t>、</w:t>
+      </w:r>
+      <w:hyperlink r:id="rId31">
         <w:r>
           <w:rPr>
             <w:lang w:val="zh_TW" w:bidi="zh_TW"/>
@@ -1039,7 +1305,7 @@
             <w:color w:val="0000EE"/>
             <w:u w:val="single"/>
           </w:rPr>
-          <w:t>25:34–36</w:t>
+          <w:t>31</w:t>
         </w:r>
       </w:hyperlink>
       <w:r>
@@ -1048,7 +1314,7 @@
         </w:rPr>
         <w:t>；</w:t>
       </w:r>
-      <w:hyperlink r:id="rId48">
+      <w:hyperlink r:id="rId50">
         <w:r>
           <w:rPr>
             <w:lang w:val="zh_TW" w:bidi="zh_TW"/>
@@ -1057,223 +1323,7 @@
             <w:color w:val="0000EE"/>
             <w:u w:val="single"/>
           </w:rPr>
-          <w:t>結34:1–31</w:t>
-        </w:r>
-      </w:hyperlink>
-      <w:r>
-        <w:rPr>
-          <w:lang w:val="zh_TW" w:bidi="zh_TW"/>
-        </w:rPr>
-        <w:t>；</w:t>
-      </w:r>
-      <w:hyperlink r:id="rId49">
-        <w:r>
-          <w:rPr>
-            <w:lang w:val="zh_TW" w:bidi="zh_TW"/>
-          </w:rPr>
-          <w:rPr>
-            <w:color w:val="0000EE"/>
-            <w:u w:val="single"/>
-          </w:rPr>
-          <w:t>彌7:14</w:t>
-        </w:r>
-      </w:hyperlink>
-      <w:r>
-        <w:rPr>
-          <w:lang w:val="zh_TW" w:bidi="zh_TW"/>
-        </w:rPr>
-        <w:t>；</w:t>
-      </w:r>
-      <w:hyperlink r:id="rId50">
-        <w:r>
-          <w:rPr>
-            <w:lang w:val="zh_TW" w:bidi="zh_TW"/>
-          </w:rPr>
-          <w:rPr>
-            <w:color w:val="0000EE"/>
-            <w:u w:val="single"/>
-          </w:rPr>
-          <w:t>亞10:2b–3</w:t>
-        </w:r>
-      </w:hyperlink>
-      <w:r>
-        <w:rPr>
-          <w:lang w:val="zh_TW" w:bidi="zh_TW"/>
-        </w:rPr>
-        <w:t>，</w:t>
-      </w:r>
-      <w:hyperlink r:id="rId51">
-        <w:r>
-          <w:rPr>
-            <w:lang w:val="zh_TW" w:bidi="zh_TW"/>
-          </w:rPr>
-          <w:rPr>
-            <w:color w:val="0000EE"/>
-            <w:u w:val="single"/>
-          </w:rPr>
-          <w:t>11:4–17</w:t>
-        </w:r>
-      </w:hyperlink>
-      <w:r>
-        <w:rPr>
-          <w:lang w:val="zh_TW" w:bidi="zh_TW"/>
-        </w:rPr>
-        <w:t>，</w:t>
-      </w:r>
-      <w:hyperlink r:id="rId52">
-        <w:r>
-          <w:rPr>
-            <w:lang w:val="zh_TW" w:bidi="zh_TW"/>
-          </w:rPr>
-          <w:rPr>
-            <w:color w:val="0000EE"/>
-            <w:u w:val="single"/>
-          </w:rPr>
-          <w:t>13:7</w:t>
-        </w:r>
-      </w:hyperlink>
-      <w:r>
-        <w:rPr>
-          <w:lang w:val="zh_TW" w:bidi="zh_TW"/>
-        </w:rPr>
-        <w:t>；</w:t>
-      </w:r>
-      <w:hyperlink r:id="rId53">
-        <w:r>
-          <w:rPr>
-            <w:lang w:val="zh_TW" w:bidi="zh_TW"/>
-          </w:rPr>
-          <w:rPr>
-            <w:color w:val="0000EE"/>
-            <w:u w:val="single"/>
-          </w:rPr>
-          <w:t>太2:6</w:t>
-        </w:r>
-      </w:hyperlink>
-      <w:r>
-        <w:rPr>
-          <w:lang w:val="zh_TW" w:bidi="zh_TW"/>
-        </w:rPr>
-        <w:t>，</w:t>
-      </w:r>
-      <w:hyperlink r:id="rId54">
-        <w:r>
-          <w:rPr>
-            <w:lang w:val="zh_TW" w:bidi="zh_TW"/>
-          </w:rPr>
-          <w:rPr>
-            <w:color w:val="0000EE"/>
-            <w:u w:val="single"/>
-          </w:rPr>
-          <w:t>18:12–14</w:t>
-        </w:r>
-      </w:hyperlink>
-      <w:r>
-        <w:rPr>
-          <w:lang w:val="zh_TW" w:bidi="zh_TW"/>
-        </w:rPr>
-        <w:t>，</w:t>
-      </w:r>
-      <w:hyperlink r:id="rId55">
-        <w:r>
-          <w:rPr>
-            <w:lang w:val="zh_TW" w:bidi="zh_TW"/>
-          </w:rPr>
-          <w:rPr>
-            <w:color w:val="0000EE"/>
-            <w:u w:val="single"/>
-          </w:rPr>
-          <w:t>26:31</w:t>
-        </w:r>
-      </w:hyperlink>
-      <w:r>
-        <w:rPr>
-          <w:lang w:val="zh_TW" w:bidi="zh_TW"/>
-        </w:rPr>
-        <w:t>；</w:t>
-      </w:r>
-      <w:hyperlink r:id="rId56">
-        <w:r>
-          <w:rPr>
-            <w:lang w:val="zh_TW" w:bidi="zh_TW"/>
-          </w:rPr>
-          <w:rPr>
-            <w:color w:val="0000EE"/>
-            <w:u w:val="single"/>
-          </w:rPr>
-          <w:t>約10:1–16</w:t>
-        </w:r>
-      </w:hyperlink>
-      <w:r>
-        <w:rPr>
-          <w:lang w:val="zh_TW" w:bidi="zh_TW"/>
-        </w:rPr>
-        <w:t>；</w:t>
-      </w:r>
-      <w:hyperlink r:id="rId57">
-        <w:r>
-          <w:rPr>
-            <w:lang w:val="zh_TW" w:bidi="zh_TW"/>
-          </w:rPr>
-          <w:rPr>
-            <w:color w:val="0000EE"/>
-            <w:u w:val="single"/>
-          </w:rPr>
-          <w:t>彼前2:25</w:t>
-        </w:r>
-      </w:hyperlink>
-      <w:r>
-        <w:rPr>
-          <w:lang w:val="zh_TW" w:bidi="zh_TW"/>
-        </w:rPr>
-        <w:t>，</w:t>
-      </w:r>
-      <w:hyperlink r:id="rId38">
-        <w:r>
-          <w:rPr>
-            <w:lang w:val="zh_TW" w:bidi="zh_TW"/>
-          </w:rPr>
-          <w:rPr>
-            <w:color w:val="0000EE"/>
-            <w:u w:val="single"/>
-          </w:rPr>
-          <w:t>5:1–4</w:t>
-        </w:r>
-      </w:hyperlink>
-      <w:r>
-        <w:rPr>
-          <w:lang w:val="zh_TW" w:bidi="zh_TW"/>
-        </w:rPr>
-        <w:t>；</w:t>
-      </w:r>
-      <w:hyperlink r:id="rId58">
-        <w:r>
-          <w:rPr>
-            <w:lang w:val="zh_TW" w:bidi="zh_TW"/>
-          </w:rPr>
-          <w:rPr>
-            <w:color w:val="0000EE"/>
-            <w:u w:val="single"/>
-          </w:rPr>
-          <w:t>猶1:12</w:t>
-        </w:r>
-      </w:hyperlink>
-      <w:r>
-        <w:rPr>
-          <w:lang w:val="zh_TW" w:bidi="zh_TW"/>
-        </w:rPr>
-        <w:t>；</w:t>
-      </w:r>
-      <w:hyperlink r:id="rId59">
-        <w:r>
-          <w:rPr>
-            <w:lang w:val="zh_TW" w:bidi="zh_TW"/>
-          </w:rPr>
-          <w:rPr>
-            <w:color w:val="0000EE"/>
-            <w:u w:val="single"/>
-          </w:rPr>
-          <w:t>啟7:17</w:t>
+          <w:t>約一4:17</w:t>
         </w:r>
       </w:hyperlink>
       <w:r>
@@ -3176,6 +3226,12 @@
   </w:num>
   <w:num w:numId="13" w16cid:durableId="592781308">
     <w:abstractNumId w:val="11"/>
+  </w:num>
+  <w:num w:numId="14">
+    <w:abstractNumId w:val="3"/>
+    <w:lvlOverride w:ilvl="0">
+      <w:startOverride w:val="1"/>
+    </w:lvlOverride>
   </w:num>
   <w:numIdMacAtCleanup w:val="10"/>
 </w:numbering>

--- a/zht/docx/058.content.docx
+++ b/zht/docx/058.content.docx
@@ -19,7 +19,7 @@
         <w:rPr>
           <w:lang w:val="zh_TW" w:bidi="zh_TW"/>
         </w:rPr>
-        <w:t>Resource: Tyndale Open Study Notes</w:t>
+        <w:t>Resource: Aquifer Open Study Notes (Themes)</w:t>
       </w:r>
       <w:r>
         <w:rPr>
@@ -112,7 +112,7 @@
         <w:rPr>
           <w:lang w:val="zh_TW" w:bidi="zh_TW"/>
         </w:rPr>
-        <w:t>Tyndale Open Study Notes</w:t>
+        <w:t>Aquifer Open Study Notes (Themes)</w:t>
       </w:r>
     </w:p>
     <w:p>

--- a/zht/docx/058.content.docx
+++ b/zht/docx/058.content.docx
@@ -233,108 +233,72 @@
         </w:rPr>
         <w:t>神使尼希米先知在權勢顯赫的波斯王面前蒙恩，那位王答應他提出的一切請求（</w:t>
       </w:r>
-      <w:hyperlink r:id="rId13">
-        <w:r>
-          <w:rPr>
-            <w:lang w:val="zh_TW" w:bidi="zh_TW"/>
-          </w:rPr>
-          <w:rPr>
-            <w:color w:val="0000EE"/>
-            <w:u w:val="single"/>
-          </w:rPr>
-          <w:t>尼1:11</w:t>
-        </w:r>
-      </w:hyperlink>
+      <w:r>
+        <w:rPr>
+          <w:lang w:val="zh_TW" w:bidi="zh_TW"/>
+        </w:rPr>
+        <w:t>尼1:11</w:t>
+      </w:r>
       <w:r>
         <w:rPr>
           <w:lang w:val="zh_TW" w:bidi="zh_TW"/>
         </w:rPr>
         <w:t>，</w:t>
       </w:r>
-      <w:hyperlink r:id="rId14">
-        <w:r>
-          <w:rPr>
-            <w:lang w:val="zh_TW" w:bidi="zh_TW"/>
-          </w:rPr>
-          <w:rPr>
-            <w:color w:val="0000EE"/>
-            <w:u w:val="single"/>
-          </w:rPr>
-          <w:t>2:8</w:t>
-        </w:r>
-      </w:hyperlink>
+      <w:r>
+        <w:rPr>
+          <w:lang w:val="zh_TW" w:bidi="zh_TW"/>
+        </w:rPr>
+        <w:t>2:8</w:t>
+      </w:r>
       <w:r>
         <w:rPr>
           <w:lang w:val="zh_TW" w:bidi="zh_TW"/>
         </w:rPr>
         <w:t>、</w:t>
       </w:r>
-      <w:hyperlink r:id="rId15">
-        <w:r>
-          <w:rPr>
-            <w:lang w:val="zh_TW" w:bidi="zh_TW"/>
-          </w:rPr>
-          <w:rPr>
-            <w:color w:val="0000EE"/>
-            <w:u w:val="single"/>
-          </w:rPr>
-          <w:t>18</w:t>
-        </w:r>
-      </w:hyperlink>
+      <w:r>
+        <w:rPr>
+          <w:lang w:val="zh_TW" w:bidi="zh_TW"/>
+        </w:rPr>
+        <w:t>18</w:t>
+      </w:r>
       <w:r>
         <w:rPr>
           <w:lang w:val="zh_TW" w:bidi="zh_TW"/>
         </w:rPr>
         <w:t>）。隨後，尼希米滿有信心，提出重建耶路撒冷城牆的宏大計畫。耶路撒冷的百姓也相信，神必幫助他們完成這項工作，並保護他們脫離仇敵的攻擊（</w:t>
       </w:r>
-      <w:hyperlink r:id="rId15">
-        <w:r>
-          <w:rPr>
-            <w:lang w:val="zh_TW" w:bidi="zh_TW"/>
-          </w:rPr>
-          <w:rPr>
-            <w:color w:val="0000EE"/>
-            <w:u w:val="single"/>
-          </w:rPr>
-          <w:t>2:18</w:t>
-        </w:r>
-      </w:hyperlink>
+      <w:r>
+        <w:rPr>
+          <w:lang w:val="zh_TW" w:bidi="zh_TW"/>
+        </w:rPr>
+        <w:t>2:18</w:t>
+      </w:r>
       <w:r>
         <w:rPr>
           <w:lang w:val="zh_TW" w:bidi="zh_TW"/>
         </w:rPr>
         <w:t>，</w:t>
       </w:r>
-      <w:hyperlink r:id="rId16">
-        <w:r>
-          <w:rPr>
-            <w:lang w:val="zh_TW" w:bidi="zh_TW"/>
-          </w:rPr>
-          <w:rPr>
-            <w:color w:val="0000EE"/>
-            <w:u w:val="single"/>
-          </w:rPr>
-          <w:t>4:4–5</w:t>
-        </w:r>
-      </w:hyperlink>
+      <w:r>
+        <w:rPr>
+          <w:lang w:val="zh_TW" w:bidi="zh_TW"/>
+        </w:rPr>
+        <w:t>4:4–5</w:t>
+      </w:r>
       <w:r>
         <w:rPr>
           <w:lang w:val="zh_TW" w:bidi="zh_TW"/>
         </w:rPr>
         <w:t>、</w:t>
       </w:r>
-      <w:hyperlink r:id="rId17">
-        <w:r>
-          <w:rPr>
-            <w:lang w:val="zh_TW" w:bidi="zh_TW"/>
-          </w:rPr>
-          <w:rPr>
-            <w:color w:val="0000EE"/>
-            <w:u w:val="single"/>
-          </w:rPr>
-          <w:t>9</w:t>
-        </w:r>
-      </w:hyperlink>
+      <w:r>
+        <w:rPr>
+          <w:lang w:val="zh_TW" w:bidi="zh_TW"/>
+        </w:rPr>
+        <w:t>9</w:t>
+      </w:r>
       <w:r>
         <w:rPr>
           <w:lang w:val="zh_TW" w:bidi="zh_TW"/>
@@ -367,48 +331,30 @@
         </w:rPr>
         <w:t>的計謀（</w:t>
       </w:r>
-      <w:hyperlink r:id="rId18">
-        <w:r>
-          <w:rPr>
-            <w:lang w:val="zh_TW" w:bidi="zh_TW"/>
-          </w:rPr>
-          <w:rPr>
-            <w:color w:val="0000EE"/>
-            <w:u w:val="single"/>
-          </w:rPr>
-          <w:t>4:14–15、</w:t>
-        </w:r>
-      </w:hyperlink>
-      <w:hyperlink r:id="rId19">
-        <w:r>
-          <w:rPr>
-            <w:lang w:val="zh_TW" w:bidi="zh_TW"/>
-          </w:rPr>
-          <w:rPr>
-            <w:color w:val="0000EE"/>
-            <w:u w:val="single"/>
-          </w:rPr>
-          <w:t>20</w:t>
-        </w:r>
-      </w:hyperlink>
+      <w:r>
+        <w:rPr>
+          <w:lang w:val="zh_TW" w:bidi="zh_TW"/>
+        </w:rPr>
+        <w:t>4:14–15、</w:t>
+      </w:r>
+      <w:r>
+        <w:rPr>
+          <w:lang w:val="zh_TW" w:bidi="zh_TW"/>
+        </w:rPr>
+        <w:t>20</w:t>
+      </w:r>
       <w:r>
         <w:rPr>
           <w:lang w:val="zh_TW" w:bidi="zh_TW"/>
         </w:rPr>
         <w:t>）。當城牆竣工時，尼希米承認，這項艱鉅的工程之所以能夠完成，全然因著神的幫助（</w:t>
       </w:r>
-      <w:hyperlink r:id="rId20">
-        <w:r>
-          <w:rPr>
-            <w:lang w:val="zh_TW" w:bidi="zh_TW"/>
-          </w:rPr>
-          <w:rPr>
-            <w:color w:val="0000EE"/>
-            <w:u w:val="single"/>
-          </w:rPr>
-          <w:t>6:16</w:t>
-        </w:r>
-      </w:hyperlink>
+      <w:r>
+        <w:rPr>
+          <w:lang w:val="zh_TW" w:bidi="zh_TW"/>
+        </w:rPr>
+        <w:t>6:16</w:t>
+      </w:r>
       <w:r>
         <w:rPr>
           <w:lang w:val="zh_TW" w:bidi="zh_TW"/>
@@ -429,72 +375,48 @@
         </w:rPr>
         <w:t>尼希米記讓我們看見神是全能的，祂能在個人生命和國家層面上，成就祂的計劃。</w:t>
       </w:r>
-      <w:hyperlink r:id="rId21">
-        <w:r>
-          <w:rPr>
-            <w:lang w:val="zh_TW" w:bidi="zh_TW"/>
-          </w:rPr>
-          <w:rPr>
-            <w:color w:val="0000EE"/>
-            <w:u w:val="single"/>
-          </w:rPr>
-          <w:t>尼希米記九章</w:t>
-        </w:r>
-      </w:hyperlink>
+      <w:r>
+        <w:rPr>
+          <w:lang w:val="zh_TW" w:bidi="zh_TW"/>
+        </w:rPr>
+        <w:t>尼希米記九章</w:t>
+      </w:r>
       <w:r>
         <w:rPr>
           <w:lang w:val="zh_TW" w:bidi="zh_TW"/>
         </w:rPr>
         <w:t>的禱告，頌讚神奇妙的大能作為——祂創造天地，呼召亞伯蘭離開吾珥，並將應許之地賜給以色列人（</w:t>
       </w:r>
-      <w:hyperlink r:id="rId22">
-        <w:r>
-          <w:rPr>
-            <w:lang w:val="zh_TW" w:bidi="zh_TW"/>
-          </w:rPr>
-          <w:rPr>
-            <w:color w:val="0000EE"/>
-            <w:u w:val="single"/>
-          </w:rPr>
-          <w:t>9:6</w:t>
-        </w:r>
-      </w:hyperlink>
+      <w:r>
+        <w:rPr>
+          <w:lang w:val="zh_TW" w:bidi="zh_TW"/>
+        </w:rPr>
+        <w:t>9:6</w:t>
+      </w:r>
       <w:r>
         <w:rPr>
           <w:lang w:val="zh_TW" w:bidi="zh_TW"/>
         </w:rPr>
         <w:t>、</w:t>
       </w:r>
-      <w:hyperlink r:id="rId23">
-        <w:r>
-          <w:rPr>
-            <w:lang w:val="zh_TW" w:bidi="zh_TW"/>
-          </w:rPr>
-          <w:rPr>
-            <w:color w:val="0000EE"/>
-            <w:u w:val="single"/>
-          </w:rPr>
-          <w:t>7–8</w:t>
-        </w:r>
-      </w:hyperlink>
+      <w:r>
+        <w:rPr>
+          <w:lang w:val="zh_TW" w:bidi="zh_TW"/>
+        </w:rPr>
+        <w:t>7–8</w:t>
+      </w:r>
       <w:r>
         <w:rPr>
           <w:lang w:val="zh_TW" w:bidi="zh_TW"/>
         </w:rPr>
         <w:t>、</w:t>
       </w:r>
-      <w:hyperlink r:id="rId24">
-        <w:r>
-          <w:rPr>
-            <w:lang w:val="zh_TW" w:bidi="zh_TW"/>
-          </w:rPr>
-          <w:rPr>
-            <w:color w:val="0000EE"/>
-            <w:u w:val="single"/>
-          </w:rPr>
-          <w:t>22–25</w:t>
-        </w:r>
-      </w:hyperlink>
+      <w:r>
+        <w:rPr>
+          <w:lang w:val="zh_TW" w:bidi="zh_TW"/>
+        </w:rPr>
+        <w:t>22–25</w:t>
+      </w:r>
       <w:r>
         <w:rPr>
           <w:lang w:val="zh_TW" w:bidi="zh_TW"/>
@@ -515,18 +437,12 @@
         </w:rPr>
         <w:t>神向人與萬有彰顯祂的能力，藉此表明祂看顧祂的子民，這具體展現在以下三個主要方面（</w:t>
       </w:r>
-      <w:hyperlink r:id="rId25">
-        <w:r>
-          <w:rPr>
-            <w:lang w:val="zh_TW" w:bidi="zh_TW"/>
-          </w:rPr>
-          <w:rPr>
-            <w:color w:val="0000EE"/>
-            <w:u w:val="single"/>
-          </w:rPr>
-          <w:t>9:9–15</w:t>
-        </w:r>
-      </w:hyperlink>
+      <w:r>
+        <w:rPr>
+          <w:lang w:val="zh_TW" w:bidi="zh_TW"/>
+        </w:rPr>
+        <w:t>9:9–15</w:t>
+      </w:r>
       <w:r>
         <w:rPr>
           <w:lang w:val="zh_TW" w:bidi="zh_TW"/>
@@ -605,36 +521,24 @@
         </w:rPr>
         <w:t>然而，以色列人世代犯罪，因此耶和華使他們被擄異地（</w:t>
       </w:r>
-      <w:hyperlink r:id="rId26">
-        <w:r>
-          <w:rPr>
-            <w:lang w:val="zh_TW" w:bidi="zh_TW"/>
-          </w:rPr>
-          <w:rPr>
-            <w:color w:val="0000EE"/>
-            <w:u w:val="single"/>
-          </w:rPr>
-          <w:t>尼9:32–37</w:t>
-        </w:r>
-      </w:hyperlink>
+      <w:r>
+        <w:rPr>
+          <w:lang w:val="zh_TW" w:bidi="zh_TW"/>
+        </w:rPr>
+        <w:t>尼9:32–37</w:t>
+      </w:r>
       <w:r>
         <w:rPr>
           <w:lang w:val="zh_TW" w:bidi="zh_TW"/>
         </w:rPr>
         <w:t>）。如今，神信守祂的應許，並施行恢復的工作（</w:t>
       </w:r>
-      <w:hyperlink r:id="rId27">
-        <w:r>
-          <w:rPr>
-            <w:lang w:val="zh_TW" w:bidi="zh_TW"/>
-          </w:rPr>
-          <w:rPr>
-            <w:color w:val="0000EE"/>
-            <w:u w:val="single"/>
-          </w:rPr>
-          <w:t>1:8–9</w:t>
-        </w:r>
-      </w:hyperlink>
+      <w:r>
+        <w:rPr>
+          <w:lang w:val="zh_TW" w:bidi="zh_TW"/>
+        </w:rPr>
+        <w:t>1:8–9</w:t>
+      </w:r>
       <w:r>
         <w:rPr>
           <w:lang w:val="zh_TW" w:bidi="zh_TW"/>
@@ -667,108 +571,72 @@
         </w:rPr>
         <w:t>離開吾珥，當時他還不知道自己要往哪裡（</w:t>
       </w:r>
-      <w:hyperlink r:id="rId28">
-        <w:r>
-          <w:rPr>
-            <w:lang w:val="zh_TW" w:bidi="zh_TW"/>
-          </w:rPr>
-          <w:rPr>
-            <w:color w:val="0000EE"/>
-            <w:u w:val="single"/>
-          </w:rPr>
-          <w:t>創12:1–3</w:t>
-        </w:r>
-      </w:hyperlink>
+      <w:r>
+        <w:rPr>
+          <w:lang w:val="zh_TW" w:bidi="zh_TW"/>
+        </w:rPr>
+        <w:t>創12:1–3</w:t>
+      </w:r>
       <w:r>
         <w:rPr>
           <w:lang w:val="zh_TW" w:bidi="zh_TW"/>
         </w:rPr>
         <w:t>；</w:t>
       </w:r>
-      <w:hyperlink r:id="rId29">
-        <w:r>
-          <w:rPr>
-            <w:lang w:val="zh_TW" w:bidi="zh_TW"/>
-          </w:rPr>
-          <w:rPr>
-            <w:color w:val="0000EE"/>
-            <w:u w:val="single"/>
-          </w:rPr>
-          <w:t>來11:8–10</w:t>
-        </w:r>
-      </w:hyperlink>
+      <w:r>
+        <w:rPr>
+          <w:lang w:val="zh_TW" w:bidi="zh_TW"/>
+        </w:rPr>
+        <w:t>來11:8–10</w:t>
+      </w:r>
       <w:r>
         <w:rPr>
           <w:lang w:val="zh_TW" w:bidi="zh_TW"/>
         </w:rPr>
         <w:t>）。這樣的信靠使喇合信靠神（</w:t>
       </w:r>
-      <w:hyperlink r:id="rId30">
-        <w:r>
-          <w:rPr>
-            <w:lang w:val="zh_TW" w:bidi="zh_TW"/>
-          </w:rPr>
-          <w:rPr>
-            <w:color w:val="0000EE"/>
-            <w:u w:val="single"/>
-          </w:rPr>
-          <w:t>書2:9–14</w:t>
-        </w:r>
-      </w:hyperlink>
+      <w:r>
+        <w:rPr>
+          <w:lang w:val="zh_TW" w:bidi="zh_TW"/>
+        </w:rPr>
+        <w:t>書2:9–14</w:t>
+      </w:r>
       <w:r>
         <w:rPr>
           <w:lang w:val="zh_TW" w:bidi="zh_TW"/>
         </w:rPr>
         <w:t>；</w:t>
       </w:r>
-      <w:hyperlink r:id="rId31">
-        <w:r>
-          <w:rPr>
-            <w:lang w:val="zh_TW" w:bidi="zh_TW"/>
-          </w:rPr>
-          <w:rPr>
-            <w:color w:val="0000EE"/>
-            <w:u w:val="single"/>
-          </w:rPr>
-          <w:t>來11:31</w:t>
-        </w:r>
-      </w:hyperlink>
+      <w:r>
+        <w:rPr>
+          <w:lang w:val="zh_TW" w:bidi="zh_TW"/>
+        </w:rPr>
+        <w:t>來11:31</w:t>
+      </w:r>
       <w:r>
         <w:rPr>
           <w:lang w:val="zh_TW" w:bidi="zh_TW"/>
         </w:rPr>
         <w:t>），也使希西家王勇敢抵抗亞述王西拿基立（</w:t>
       </w:r>
-      <w:hyperlink r:id="rId32">
-        <w:r>
-          <w:rPr>
-            <w:lang w:val="zh_TW" w:bidi="zh_TW"/>
-          </w:rPr>
-          <w:rPr>
-            <w:color w:val="0000EE"/>
-            <w:u w:val="single"/>
-          </w:rPr>
-          <w:t>王下18:1–19:37</w:t>
-        </w:r>
-      </w:hyperlink>
+      <w:r>
+        <w:rPr>
+          <w:lang w:val="zh_TW" w:bidi="zh_TW"/>
+        </w:rPr>
+        <w:t>王下18:1–19:37</w:t>
+      </w:r>
       <w:r>
         <w:rPr>
           <w:lang w:val="zh_TW" w:bidi="zh_TW"/>
         </w:rPr>
         <w:t>）。人若信靠神會成就祂的應許，並完成祂在我們生命中所開始的工作，信心就會堅固起來（</w:t>
       </w:r>
-      <w:hyperlink r:id="rId33">
-        <w:r>
-          <w:rPr>
-            <w:lang w:val="zh_TW" w:bidi="zh_TW"/>
-          </w:rPr>
-          <w:rPr>
-            <w:color w:val="0000EE"/>
-            <w:u w:val="single"/>
-          </w:rPr>
-          <w:t>腓1:6</w:t>
-        </w:r>
-      </w:hyperlink>
+      <w:r>
+        <w:rPr>
+          <w:lang w:val="zh_TW" w:bidi="zh_TW"/>
+        </w:rPr>
+        <w:t>腓1:6</w:t>
+      </w:r>
       <w:r>
         <w:rPr>
           <w:lang w:val="zh_TW" w:bidi="zh_TW"/>
@@ -798,534 +666,354 @@
           <w:lang w:val="zh_TW" w:bidi="zh_TW"/>
         </w:rPr>
       </w:r>
-      <w:hyperlink r:id="rId34">
-        <w:r>
-          <w:rPr>
-            <w:lang w:val="zh_TW" w:bidi="zh_TW"/>
-          </w:rPr>
-          <w:rPr>
-            <w:color w:val="0000EE"/>
-            <w:u w:val="single"/>
-          </w:rPr>
-          <w:t>創12:1–4</w:t>
-        </w:r>
-      </w:hyperlink>
+      <w:r>
+        <w:rPr>
+          <w:lang w:val="zh_TW" w:bidi="zh_TW"/>
+        </w:rPr>
+        <w:t>創12:1–4</w:t>
+      </w:r>
       <w:r>
         <w:rPr>
           <w:lang w:val="zh_TW" w:bidi="zh_TW"/>
         </w:rPr>
         <w:t>；</w:t>
       </w:r>
-      <w:hyperlink r:id="rId35">
-        <w:r>
-          <w:rPr>
-            <w:lang w:val="zh_TW" w:bidi="zh_TW"/>
-          </w:rPr>
-          <w:rPr>
-            <w:color w:val="0000EE"/>
-            <w:u w:val="single"/>
-          </w:rPr>
-          <w:t>書1:10–18，</w:t>
-        </w:r>
-      </w:hyperlink>
-      <w:hyperlink r:id="rId30">
-        <w:r>
-          <w:rPr>
-            <w:lang w:val="zh_TW" w:bidi="zh_TW"/>
-          </w:rPr>
-          <w:rPr>
-            <w:color w:val="0000EE"/>
-            <w:u w:val="single"/>
-          </w:rPr>
-          <w:t>2:9–14</w:t>
-        </w:r>
-      </w:hyperlink>
+      <w:r>
+        <w:rPr>
+          <w:lang w:val="zh_TW" w:bidi="zh_TW"/>
+        </w:rPr>
+        <w:t>書1:10–18，</w:t>
+      </w:r>
+      <w:r>
+        <w:rPr>
+          <w:lang w:val="zh_TW" w:bidi="zh_TW"/>
+        </w:rPr>
+        <w:t>2:9–14</w:t>
+      </w:r>
       <w:r>
         <w:rPr>
           <w:lang w:val="zh_TW" w:bidi="zh_TW"/>
         </w:rPr>
         <w:t>；</w:t>
       </w:r>
-      <w:hyperlink r:id="rId32">
-        <w:r>
-          <w:rPr>
-            <w:lang w:val="zh_TW" w:bidi="zh_TW"/>
-          </w:rPr>
-          <w:rPr>
-            <w:color w:val="0000EE"/>
-            <w:u w:val="single"/>
-          </w:rPr>
-          <w:t>王下18:1–19:37</w:t>
-        </w:r>
-      </w:hyperlink>
+      <w:r>
+        <w:rPr>
+          <w:lang w:val="zh_TW" w:bidi="zh_TW"/>
+        </w:rPr>
+        <w:t>王下18:1–19:37</w:t>
+      </w:r>
       <w:r>
         <w:rPr>
           <w:lang w:val="zh_TW" w:bidi="zh_TW"/>
         </w:rPr>
         <w:t>；</w:t>
       </w:r>
-      <w:hyperlink r:id="rId27">
-        <w:r>
-          <w:rPr>
-            <w:lang w:val="zh_TW" w:bidi="zh_TW"/>
-          </w:rPr>
-          <w:rPr>
-            <w:color w:val="0000EE"/>
-            <w:u w:val="single"/>
-          </w:rPr>
-          <w:t>尼1:8–9</w:t>
-        </w:r>
-      </w:hyperlink>
+      <w:r>
+        <w:rPr>
+          <w:lang w:val="zh_TW" w:bidi="zh_TW"/>
+        </w:rPr>
+        <w:t>尼1:8–9</w:t>
+      </w:r>
       <w:r>
         <w:rPr>
           <w:lang w:val="zh_TW" w:bidi="zh_TW"/>
         </w:rPr>
         <w:t>、</w:t>
       </w:r>
-      <w:hyperlink r:id="rId13">
-        <w:r>
-          <w:rPr>
-            <w:lang w:val="zh_TW" w:bidi="zh_TW"/>
-          </w:rPr>
-          <w:rPr>
-            <w:color w:val="0000EE"/>
-            <w:u w:val="single"/>
-          </w:rPr>
-          <w:t>11</w:t>
-        </w:r>
-      </w:hyperlink>
+      <w:r>
+        <w:rPr>
+          <w:lang w:val="zh_TW" w:bidi="zh_TW"/>
+        </w:rPr>
+        <w:t>11</w:t>
+      </w:r>
       <w:r>
         <w:rPr>
           <w:lang w:val="zh_TW" w:bidi="zh_TW"/>
         </w:rPr>
         <w:t>，</w:t>
       </w:r>
-      <w:hyperlink r:id="rId14">
-        <w:r>
-          <w:rPr>
-            <w:lang w:val="zh_TW" w:bidi="zh_TW"/>
-          </w:rPr>
-          <w:rPr>
-            <w:color w:val="0000EE"/>
-            <w:u w:val="single"/>
-          </w:rPr>
-          <w:t>2:8</w:t>
-        </w:r>
-      </w:hyperlink>
+      <w:r>
+        <w:rPr>
+          <w:lang w:val="zh_TW" w:bidi="zh_TW"/>
+        </w:rPr>
+        <w:t>2:8</w:t>
+      </w:r>
       <w:r>
         <w:rPr>
           <w:lang w:val="zh_TW" w:bidi="zh_TW"/>
         </w:rPr>
         <w:t>、</w:t>
       </w:r>
-      <w:hyperlink r:id="rId15">
-        <w:r>
-          <w:rPr>
-            <w:lang w:val="zh_TW" w:bidi="zh_TW"/>
-          </w:rPr>
-          <w:rPr>
-            <w:color w:val="0000EE"/>
-            <w:u w:val="single"/>
-          </w:rPr>
-          <w:t>18</w:t>
-        </w:r>
-      </w:hyperlink>
+      <w:r>
+        <w:rPr>
+          <w:lang w:val="zh_TW" w:bidi="zh_TW"/>
+        </w:rPr>
+        <w:t>18</w:t>
+      </w:r>
       <w:r>
         <w:rPr>
           <w:lang w:val="zh_TW" w:bidi="zh_TW"/>
         </w:rPr>
         <w:t>、</w:t>
       </w:r>
-      <w:hyperlink r:id="rId36">
-        <w:r>
-          <w:rPr>
-            <w:lang w:val="zh_TW" w:bidi="zh_TW"/>
-          </w:rPr>
-          <w:rPr>
-            <w:color w:val="0000EE"/>
-            <w:u w:val="single"/>
-          </w:rPr>
-          <w:t>20</w:t>
-        </w:r>
-      </w:hyperlink>
+      <w:r>
+        <w:rPr>
+          <w:lang w:val="zh_TW" w:bidi="zh_TW"/>
+        </w:rPr>
+        <w:t>20</w:t>
+      </w:r>
       <w:r>
         <w:rPr>
           <w:lang w:val="zh_TW" w:bidi="zh_TW"/>
         </w:rPr>
         <w:t>，</w:t>
       </w:r>
-      <w:hyperlink r:id="rId16">
-        <w:r>
-          <w:rPr>
-            <w:lang w:val="zh_TW" w:bidi="zh_TW"/>
-          </w:rPr>
-          <w:rPr>
-            <w:color w:val="0000EE"/>
-            <w:u w:val="single"/>
-          </w:rPr>
-          <w:t>4:4–5</w:t>
-        </w:r>
-      </w:hyperlink>
+      <w:r>
+        <w:rPr>
+          <w:lang w:val="zh_TW" w:bidi="zh_TW"/>
+        </w:rPr>
+        <w:t>4:4–5</w:t>
+      </w:r>
       <w:r>
         <w:rPr>
           <w:lang w:val="zh_TW" w:bidi="zh_TW"/>
         </w:rPr>
         <w:t>、</w:t>
       </w:r>
-      <w:hyperlink r:id="rId17">
-        <w:r>
-          <w:rPr>
-            <w:lang w:val="zh_TW" w:bidi="zh_TW"/>
-          </w:rPr>
-          <w:rPr>
-            <w:color w:val="0000EE"/>
-            <w:u w:val="single"/>
-          </w:rPr>
-          <w:t>9</w:t>
-        </w:r>
-      </w:hyperlink>
+      <w:r>
+        <w:rPr>
+          <w:lang w:val="zh_TW" w:bidi="zh_TW"/>
+        </w:rPr>
+        <w:t>9</w:t>
+      </w:r>
       <w:r>
         <w:rPr>
           <w:lang w:val="zh_TW" w:bidi="zh_TW"/>
         </w:rPr>
         <w:t>、</w:t>
       </w:r>
-      <w:hyperlink r:id="rId18">
-        <w:r>
-          <w:rPr>
-            <w:lang w:val="zh_TW" w:bidi="zh_TW"/>
-          </w:rPr>
-          <w:rPr>
-            <w:color w:val="0000EE"/>
-            <w:u w:val="single"/>
-          </w:rPr>
-          <w:t>14–15</w:t>
-        </w:r>
-      </w:hyperlink>
+      <w:r>
+        <w:rPr>
+          <w:lang w:val="zh_TW" w:bidi="zh_TW"/>
+        </w:rPr>
+        <w:t>14–15</w:t>
+      </w:r>
       <w:r>
         <w:rPr>
           <w:lang w:val="zh_TW" w:bidi="zh_TW"/>
         </w:rPr>
         <w:t>、</w:t>
       </w:r>
-      <w:hyperlink r:id="rId19">
-        <w:r>
-          <w:rPr>
-            <w:lang w:val="zh_TW" w:bidi="zh_TW"/>
-          </w:rPr>
-          <w:rPr>
-            <w:color w:val="0000EE"/>
-            <w:u w:val="single"/>
-          </w:rPr>
-          <w:t>20</w:t>
-        </w:r>
-      </w:hyperlink>
+      <w:r>
+        <w:rPr>
+          <w:lang w:val="zh_TW" w:bidi="zh_TW"/>
+        </w:rPr>
+        <w:t>20</w:t>
+      </w:r>
       <w:r>
         <w:rPr>
           <w:lang w:val="zh_TW" w:bidi="zh_TW"/>
         </w:rPr>
         <w:t>，</w:t>
       </w:r>
-      <w:hyperlink r:id="rId20">
-        <w:r>
-          <w:rPr>
-            <w:lang w:val="zh_TW" w:bidi="zh_TW"/>
-          </w:rPr>
-          <w:rPr>
-            <w:color w:val="0000EE"/>
-            <w:u w:val="single"/>
-          </w:rPr>
-          <w:t>6:16</w:t>
-        </w:r>
-      </w:hyperlink>
+      <w:r>
+        <w:rPr>
+          <w:lang w:val="zh_TW" w:bidi="zh_TW"/>
+        </w:rPr>
+        <w:t>6:16</w:t>
+      </w:r>
       <w:r>
         <w:rPr>
           <w:lang w:val="zh_TW" w:bidi="zh_TW"/>
         </w:rPr>
         <w:t>，</w:t>
       </w:r>
-      <w:hyperlink r:id="rId37">
-        <w:r>
-          <w:rPr>
-            <w:lang w:val="zh_TW" w:bidi="zh_TW"/>
-          </w:rPr>
-          <w:rPr>
-            <w:color w:val="0000EE"/>
-            <w:u w:val="single"/>
-          </w:rPr>
-          <w:t>9:6–31</w:t>
-        </w:r>
-      </w:hyperlink>
+      <w:r>
+        <w:rPr>
+          <w:lang w:val="zh_TW" w:bidi="zh_TW"/>
+        </w:rPr>
+        <w:t>9:6–31</w:t>
+      </w:r>
       <w:r>
         <w:rPr>
           <w:lang w:val="zh_TW" w:bidi="zh_TW"/>
         </w:rPr>
         <w:t>；</w:t>
       </w:r>
-      <w:hyperlink r:id="rId38">
-        <w:r>
-          <w:rPr>
-            <w:lang w:val="zh_TW" w:bidi="zh_TW"/>
-          </w:rPr>
-          <w:rPr>
-            <w:color w:val="0000EE"/>
-            <w:u w:val="single"/>
-          </w:rPr>
-          <w:t>詩4:5</w:t>
-        </w:r>
-      </w:hyperlink>
+      <w:r>
+        <w:rPr>
+          <w:lang w:val="zh_TW" w:bidi="zh_TW"/>
+        </w:rPr>
+        <w:t>詩4:5</w:t>
+      </w:r>
       <w:r>
         <w:rPr>
           <w:lang w:val="zh_TW" w:bidi="zh_TW"/>
         </w:rPr>
         <w:t>，</w:t>
       </w:r>
-      <w:hyperlink r:id="rId39">
-        <w:r>
-          <w:rPr>
-            <w:lang w:val="zh_TW" w:bidi="zh_TW"/>
-          </w:rPr>
-          <w:rPr>
-            <w:color w:val="0000EE"/>
-            <w:u w:val="single"/>
-          </w:rPr>
-          <w:t>9:10</w:t>
-        </w:r>
-      </w:hyperlink>
+      <w:r>
+        <w:rPr>
+          <w:lang w:val="zh_TW" w:bidi="zh_TW"/>
+        </w:rPr>
+        <w:t>9:10</w:t>
+      </w:r>
       <w:r>
         <w:rPr>
           <w:lang w:val="zh_TW" w:bidi="zh_TW"/>
         </w:rPr>
         <w:t>，</w:t>
       </w:r>
-      <w:hyperlink r:id="rId40">
-        <w:r>
-          <w:rPr>
-            <w:lang w:val="zh_TW" w:bidi="zh_TW"/>
-          </w:rPr>
-          <w:rPr>
-            <w:color w:val="0000EE"/>
-            <w:u w:val="single"/>
-          </w:rPr>
-          <w:t>37:3</w:t>
-        </w:r>
-      </w:hyperlink>
+      <w:r>
+        <w:rPr>
+          <w:lang w:val="zh_TW" w:bidi="zh_TW"/>
+        </w:rPr>
+        <w:t>37:3</w:t>
+      </w:r>
       <w:r>
         <w:rPr>
           <w:lang w:val="zh_TW" w:bidi="zh_TW"/>
         </w:rPr>
         <w:t>，</w:t>
       </w:r>
-      <w:hyperlink r:id="rId41">
-        <w:r>
-          <w:rPr>
-            <w:lang w:val="zh_TW" w:bidi="zh_TW"/>
-          </w:rPr>
-          <w:rPr>
-            <w:color w:val="0000EE"/>
-            <w:u w:val="single"/>
-          </w:rPr>
-          <w:t>40:3</w:t>
-        </w:r>
-      </w:hyperlink>
+      <w:r>
+        <w:rPr>
+          <w:lang w:val="zh_TW" w:bidi="zh_TW"/>
+        </w:rPr>
+        <w:t>40:3</w:t>
+      </w:r>
       <w:r>
         <w:rPr>
           <w:lang w:val="zh_TW" w:bidi="zh_TW"/>
         </w:rPr>
         <w:t>，</w:t>
       </w:r>
-      <w:hyperlink r:id="rId42">
-        <w:r>
-          <w:rPr>
-            <w:lang w:val="zh_TW" w:bidi="zh_TW"/>
-          </w:rPr>
-          <w:rPr>
-            <w:color w:val="0000EE"/>
-            <w:u w:val="single"/>
-          </w:rPr>
-          <w:t>44:6–7</w:t>
-        </w:r>
-      </w:hyperlink>
+      <w:r>
+        <w:rPr>
+          <w:lang w:val="zh_TW" w:bidi="zh_TW"/>
+        </w:rPr>
+        <w:t>44:6–7</w:t>
+      </w:r>
       <w:r>
         <w:rPr>
           <w:lang w:val="zh_TW" w:bidi="zh_TW"/>
         </w:rPr>
         <w:t>，</w:t>
       </w:r>
-      <w:hyperlink r:id="rId43">
-        <w:r>
-          <w:rPr>
-            <w:lang w:val="zh_TW" w:bidi="zh_TW"/>
-          </w:rPr>
-          <w:rPr>
-            <w:color w:val="0000EE"/>
-            <w:u w:val="single"/>
-          </w:rPr>
-          <w:t>56:3–12</w:t>
-        </w:r>
-      </w:hyperlink>
+      <w:r>
+        <w:rPr>
+          <w:lang w:val="zh_TW" w:bidi="zh_TW"/>
+        </w:rPr>
+        <w:t>56:3–12</w:t>
+      </w:r>
       <w:r>
         <w:rPr>
           <w:lang w:val="zh_TW" w:bidi="zh_TW"/>
         </w:rPr>
         <w:t>，</w:t>
       </w:r>
-      <w:hyperlink r:id="rId44">
-        <w:r>
-          <w:rPr>
-            <w:lang w:val="zh_TW" w:bidi="zh_TW"/>
-          </w:rPr>
-          <w:rPr>
-            <w:color w:val="0000EE"/>
-            <w:u w:val="single"/>
-          </w:rPr>
-          <w:t>112:1–9</w:t>
-        </w:r>
-      </w:hyperlink>
+      <w:r>
+        <w:rPr>
+          <w:lang w:val="zh_TW" w:bidi="zh_TW"/>
+        </w:rPr>
+        <w:t>112:1–9</w:t>
+      </w:r>
       <w:r>
         <w:rPr>
           <w:lang w:val="zh_TW" w:bidi="zh_TW"/>
         </w:rPr>
         <w:t>；</w:t>
       </w:r>
-      <w:hyperlink r:id="rId45">
-        <w:r>
-          <w:rPr>
-            <w:lang w:val="zh_TW" w:bidi="zh_TW"/>
-          </w:rPr>
-          <w:rPr>
-            <w:color w:val="0000EE"/>
-            <w:u w:val="single"/>
-          </w:rPr>
-          <w:t>箴3:5–12</w:t>
-        </w:r>
-      </w:hyperlink>
+      <w:r>
+        <w:rPr>
+          <w:lang w:val="zh_TW" w:bidi="zh_TW"/>
+        </w:rPr>
+        <w:t>箴3:5–12</w:t>
+      </w:r>
       <w:r>
         <w:rPr>
           <w:lang w:val="zh_TW" w:bidi="zh_TW"/>
         </w:rPr>
         <w:t>，</w:t>
       </w:r>
-      <w:hyperlink r:id="rId46">
-        <w:r>
-          <w:rPr>
-            <w:lang w:val="zh_TW" w:bidi="zh_TW"/>
-          </w:rPr>
-          <w:rPr>
-            <w:color w:val="0000EE"/>
-            <w:u w:val="single"/>
-          </w:rPr>
-          <w:t>16:20</w:t>
-        </w:r>
-      </w:hyperlink>
+      <w:r>
+        <w:rPr>
+          <w:lang w:val="zh_TW" w:bidi="zh_TW"/>
+        </w:rPr>
+        <w:t>16:20</w:t>
+      </w:r>
       <w:r>
         <w:rPr>
           <w:lang w:val="zh_TW" w:bidi="zh_TW"/>
         </w:rPr>
         <w:t>，</w:t>
       </w:r>
-      <w:hyperlink r:id="rId47">
-        <w:r>
-          <w:rPr>
-            <w:lang w:val="zh_TW" w:bidi="zh_TW"/>
-          </w:rPr>
-          <w:rPr>
-            <w:color w:val="0000EE"/>
-            <w:u w:val="single"/>
-          </w:rPr>
-          <w:t>28:1</w:t>
-        </w:r>
-      </w:hyperlink>
+      <w:r>
+        <w:rPr>
+          <w:lang w:val="zh_TW" w:bidi="zh_TW"/>
+        </w:rPr>
+        <w:t>28:1</w:t>
+      </w:r>
       <w:r>
         <w:rPr>
           <w:lang w:val="zh_TW" w:bidi="zh_TW"/>
         </w:rPr>
         <w:t>、</w:t>
       </w:r>
-      <w:hyperlink r:id="rId48">
-        <w:r>
-          <w:rPr>
-            <w:lang w:val="zh_TW" w:bidi="zh_TW"/>
-          </w:rPr>
-          <w:rPr>
-            <w:color w:val="0000EE"/>
-            <w:u w:val="single"/>
-          </w:rPr>
-          <w:t>25</w:t>
-        </w:r>
-      </w:hyperlink>
+      <w:r>
+        <w:rPr>
+          <w:lang w:val="zh_TW" w:bidi="zh_TW"/>
+        </w:rPr>
+        <w:t>25</w:t>
+      </w:r>
       <w:r>
         <w:rPr>
           <w:lang w:val="zh_TW" w:bidi="zh_TW"/>
         </w:rPr>
         <w:t>；</w:t>
       </w:r>
-      <w:hyperlink r:id="rId49">
-        <w:r>
-          <w:rPr>
-            <w:lang w:val="zh_TW" w:bidi="zh_TW"/>
-          </w:rPr>
-          <w:rPr>
-            <w:color w:val="0000EE"/>
-            <w:u w:val="single"/>
-          </w:rPr>
-          <w:t>賽26:3</w:t>
-        </w:r>
-      </w:hyperlink>
+      <w:r>
+        <w:rPr>
+          <w:lang w:val="zh_TW" w:bidi="zh_TW"/>
+        </w:rPr>
+        <w:t>賽26:3</w:t>
+      </w:r>
       <w:r>
         <w:rPr>
           <w:lang w:val="zh_TW" w:bidi="zh_TW"/>
         </w:rPr>
         <w:t>；</w:t>
       </w:r>
-      <w:hyperlink r:id="rId29">
-        <w:r>
-          <w:rPr>
-            <w:lang w:val="zh_TW" w:bidi="zh_TW"/>
-          </w:rPr>
-          <w:rPr>
-            <w:color w:val="0000EE"/>
-            <w:u w:val="single"/>
-          </w:rPr>
-          <w:t>來11:8–10</w:t>
-        </w:r>
-      </w:hyperlink>
+      <w:r>
+        <w:rPr>
+          <w:lang w:val="zh_TW" w:bidi="zh_TW"/>
+        </w:rPr>
+        <w:t>來11:8–10</w:t>
+      </w:r>
       <w:r>
         <w:rPr>
           <w:lang w:val="zh_TW" w:bidi="zh_TW"/>
         </w:rPr>
         <w:t>、</w:t>
       </w:r>
-      <w:hyperlink r:id="rId31">
-        <w:r>
-          <w:rPr>
-            <w:lang w:val="zh_TW" w:bidi="zh_TW"/>
-          </w:rPr>
-          <w:rPr>
-            <w:color w:val="0000EE"/>
-            <w:u w:val="single"/>
-          </w:rPr>
-          <w:t>31</w:t>
-        </w:r>
-      </w:hyperlink>
+      <w:r>
+        <w:rPr>
+          <w:lang w:val="zh_TW" w:bidi="zh_TW"/>
+        </w:rPr>
+        <w:t>31</w:t>
+      </w:r>
       <w:r>
         <w:rPr>
           <w:lang w:val="zh_TW" w:bidi="zh_TW"/>
         </w:rPr>
         <w:t>；</w:t>
       </w:r>
-      <w:hyperlink r:id="rId50">
-        <w:r>
-          <w:rPr>
-            <w:lang w:val="zh_TW" w:bidi="zh_TW"/>
-          </w:rPr>
-          <w:rPr>
-            <w:color w:val="0000EE"/>
-            <w:u w:val="single"/>
-          </w:rPr>
-          <w:t>約一4:17</w:t>
-        </w:r>
-      </w:hyperlink>
+      <w:r>
+        <w:rPr>
+          <w:lang w:val="zh_TW" w:bidi="zh_TW"/>
+        </w:rPr>
+        <w:t>約一4:17</w:t>
+      </w:r>
       <w:r>
         <w:rPr>
           <w:lang w:val="zh_TW" w:bidi="zh_TW"/>
